--- a/tillsyn/A 28716-2023 tillsynsbegäran.docx
+++ b/tillsyn/A 28716-2023 tillsynsbegäran.docx
@@ -1077,7 +1077,7 @@
     <w:r>
       <w:tab/>
       <w:tab/>
-      <w:t>2026-09-14</w:t>
+      <w:t>2026-09-15</w:t>
       <w:br/>
       <w:br/>
     </w:r>

--- a/tillsyn/A 28716-2023 tillsynsbegäran.docx
+++ b/tillsyn/A 28716-2023 tillsynsbegäran.docx
@@ -1077,7 +1077,7 @@
     <w:r>
       <w:tab/>
       <w:tab/>
-      <w:t>2026-09-15</w:t>
+      <w:t>2026-09-16</w:t>
       <w:br/>
       <w:br/>
     </w:r>

--- a/tillsyn/A 28716-2023 tillsynsbegäran.docx
+++ b/tillsyn/A 28716-2023 tillsynsbegäran.docx
@@ -1077,7 +1077,7 @@
     <w:r>
       <w:tab/>
       <w:tab/>
-      <w:t>2026-09-16</w:t>
+      <w:t>2026-09-17</w:t>
       <w:br/>
       <w:br/>
     </w:r>

--- a/tillsyn/A 28716-2023 tillsynsbegäran.docx
+++ b/tillsyn/A 28716-2023 tillsynsbegäran.docx
@@ -1077,7 +1077,7 @@
     <w:r>
       <w:tab/>
       <w:tab/>
-      <w:t>2026-09-17</w:t>
+      <w:t>2026-09-18</w:t>
       <w:br/>
       <w:br/>
     </w:r>

--- a/tillsyn/A 28716-2023 tillsynsbegäran.docx
+++ b/tillsyn/A 28716-2023 tillsynsbegäran.docx
@@ -65,7 +65,7 @@
     </w:p>
     <w:p>
       <w:r>
-        <w:t>I och inom 25 meter från avverkningsanmälan finns fynd av 15 naturvårdsarter, varav 4 är rödlistade, 3 är fridlysta, 13 är typiska (T) och 4 är signalarter (S): garnlav (VU, T), ostticka (VU, T), harticka (NT, T), lunglav (NT, T), bårdlav (S, T), spindelblomster (S, T, §8), stuplav (S, T), vedticka (S, T), ekbräken (T), hultbräken (T), linnea (T), majbräken (T), torta (T), fläcknycklar (§8) och revlummer (§9). Se Figur 1.</w:t>
+        <w:t>I och inom 25 meter från avverkningsanmälan finns fynd av 22 naturvårdsarter, varav 9 är rödlistade, 4 är fridlysta, 19 är typiska (T) och 5 är signalarter (S): garnlav (VU, T), ostticka (VU, T), doftskinn (NT, T), gammelgransskål (NT, T), harticka (NT, T), lunglav (NT, T), rynkskinn (NT, T), skrovellav (NT, T), vitgrynig nållav (NT), bårdlav (S, T), skinnlav (S, T), spindelblomster (S, T, §8), stuplav (S, T), vedticka (S, T), ekbräken (T), hultbräken (T), linnea (T), majbräken (T), spillkråka (T, §4), torta (T), fläcknycklar (§8) och revlummer (§9). Se Figur 1.</w:t>
       </w:r>
     </w:p>
     <w:p>
@@ -167,6 +167,46 @@
         <w:rPr>
           <w:b/>
         </w:rPr>
+        <w:t>Doftskinn (NT)</w:t>
+      </w:r>
+      <w:r>
+        <w:t xml:space="preserve">, rödlistad som nära hotad, är en mycket bra signalart för boreal granskog och indikerar ett gran-skogsekosystem med lång kontinuitet av grova lågor. Arten är placerad i toppen av Skogsstyrelsens värdepyramid för bedömning av skog med höga naturvärden och har klassats som en “urskogsindikator”, då den förekommer med ett tydligt optimum i helt eller nästan helt orörda skogar. Doftskinn är typisk art för </w:t>
+      </w:r>
+      <w:r>
+        <w:rPr>
+          <w:i/>
+        </w:rPr>
+        <w:t xml:space="preserve">9010 Taiga </w:t>
+      </w:r>
+      <w:r>
+        <w:t>(SLU Artdatabanken, 2025; Nitare &amp; Skogsstyrelsen, 2019).</w:t>
+      </w:r>
+    </w:p>
+    <w:p>
+      <w:r>
+        <w:rPr>
+          <w:b/>
+        </w:rPr>
+        <w:t>Gammelgransskål (NT)</w:t>
+      </w:r>
+      <w:r>
+        <w:t xml:space="preserve"> är en liten skålsvamp som växer på gamla granar med skrovlig bark. Typiska växtplatser är gransumpskog i myrkanter, bäckdråg, bäckraviner och skuggiga bergssluttningar, men också skog på torrare mark kan hysa arten om beståndet har stark naturskogskaraktär. Bestånd med arten bör behandlas som nyckelbiotoper och sparas vid en slutavverkning. Även gallring bör undvikas. Gammelgransskål är typisk art för </w:t>
+      </w:r>
+      <w:r>
+        <w:rPr>
+          <w:i/>
+        </w:rPr>
+        <w:t>9010 Taiga</w:t>
+      </w:r>
+      <w:r>
+        <w:t xml:space="preserve"> (SLU Artdatabanken, 2024; Nitare &amp; Skogsstyrelsen, 2019).</w:t>
+      </w:r>
+    </w:p>
+    <w:p>
+      <w:r>
+        <w:rPr>
+          <w:b/>
+        </w:rPr>
         <w:t>Harticka (NT)</w:t>
       </w:r>
       <w:r>
@@ -252,6 +292,93 @@
         <w:rPr>
           <w:b/>
         </w:rPr>
+        <w:t>Rynkskinn (NT)</w:t>
+      </w:r>
+      <w:r>
+        <w:t xml:space="preserve"> är en vednedbrytare som växer på grova granlågor och ingår i en karaktäristisk association av vedsvampar knutna till urskogsartade barrskogar. Den har klassificerats som en “urskogsindikator” och är placerad i toppen av Skogsstyrelsens värdepyramid för bedömning av skog med höga naturvärden. Allt tyder på att rynkskinn är mycket känslig för skogliga ingrepp och lokalerna, som oftast har höga biologiska kvaliteter, bör lämnas till fri utveckling. Rynkskinn är typisk art för </w:t>
+      </w:r>
+      <w:r>
+        <w:rPr>
+          <w:i/>
+        </w:rPr>
+        <w:t xml:space="preserve">9010 Taiga, 9050 Näringsrik granskog </w:t>
+      </w:r>
+      <w:r>
+        <w:t>och</w:t>
+      </w:r>
+      <w:r>
+        <w:rPr>
+          <w:i/>
+        </w:rPr>
+        <w:t xml:space="preserve"> 9030 Landhöjningsskog</w:t>
+      </w:r>
+      <w:r>
+        <w:t xml:space="preserve"> (Nitare &amp; Skogsstyrelsen, 2019; SLU Artdatabanken, 2026).</w:t>
+      </w:r>
+    </w:p>
+    <w:p>
+      <w:r>
+        <w:rPr>
+          <w:b/>
+        </w:rPr>
+        <w:t>Skrovellav (NT)</w:t>
+      </w:r>
+      <w:r>
+        <w:t xml:space="preserve"> växer på gamla lövträd och på klippor i gamla skogar med hög och jämn luftfuktighet. Slutavverkning av kontinuitetsskog utgör det största hotet och lavens fortsatta förekomst bör säkerställas genom att lokaler med äldre skog skyddas. I områden med mycket hög luftfuktighet kan man på bålen av skrovellav finna de sällsynta parasitsvamparna skrovellavsknapp (EN), </w:t>
+      </w:r>
+      <w:r>
+        <w:rPr>
+          <w:i/>
+        </w:rPr>
+        <w:t>Catillaria lobariicola</w:t>
+      </w:r>
+      <w:r>
+        <w:t xml:space="preserve"> (VU) och </w:t>
+      </w:r>
+      <w:r>
+        <w:rPr>
+          <w:i/>
+        </w:rPr>
+        <w:t>Merismatium lobariae</w:t>
+      </w:r>
+      <w:r>
+        <w:t xml:space="preserve"> (DD). Skrovellav är typisk art för </w:t>
+      </w:r>
+      <w:r>
+        <w:rPr>
+          <w:i/>
+        </w:rPr>
+        <w:t xml:space="preserve">9010 Taiga, 9020 Nordlig ädellövskog, 9040 Fjällbjörkskog, 9070 Trädklädd betesmark, 9160 Näringsrik ekskog, 9180 Ädellövskog i branter, 9190 Näringsfattig ekskog, 8210 Kalkbranter </w:t>
+      </w:r>
+      <w:r>
+        <w:t xml:space="preserve">och </w:t>
+      </w:r>
+      <w:r>
+        <w:rPr>
+          <w:i/>
+        </w:rPr>
+        <w:t>6530 Lövängar</w:t>
+      </w:r>
+      <w:r>
+        <w:t xml:space="preserve"> (SLU Artdatabanken, 2026; Nitare &amp; Skogsstyrelsen, 2019).</w:t>
+      </w:r>
+    </w:p>
+    <w:p>
+      <w:r>
+        <w:rPr>
+          <w:b/>
+        </w:rPr>
+        <w:t>Vitgrynig nållav (NT)</w:t>
+      </w:r>
+      <w:r>
+        <w:t xml:space="preserve"> växer nästan uteslutande på bark av gamla, senvuxna granar i skuggiga lägen med hög och jämn luftfuktighet. Den vanligaste naturtypen för arten är kontinuitetsskogar på frisk mark men den finns också i sumpgranskogar. På lång sikt utgör avverkningar av olikåldriga granskogar av naturskogskaraktär ett allvarligt hot mot arten och skogsbruksåtgärder på eller i närheten av växtplatserna bör undvikas. Naturskogsartade, fuktiga granskogar med förekomster av arten signalerar höga biologiska värden och bör bevaras (SLU Artdatabanken, 2024; Nitare &amp; Skogsstyrelsen, 2019).</w:t>
+      </w:r>
+    </w:p>
+    <w:p>
+      <w:r>
+        <w:rPr>
+          <w:b/>
+        </w:rPr>
         <w:t>Bårdlav</w:t>
       </w:r>
       <w:r>
@@ -299,6 +426,35 @@
         <w:rPr>
           <w:b/>
         </w:rPr>
+        <w:t xml:space="preserve">Skinnlav </w:t>
+      </w:r>
+      <w:r>
+        <w:t xml:space="preserve">förekommer på diverse lövträd, främst på gammal asp och sälg. Den påträffas främst i områden med lång kontinuitet av grova lövträd och signalerar skogsmark med höga naturvärden. På lokalerna förekommer som regel ett flertal andra ovanliga eller rödlistade lavar. I likhet med gelélavarna, etablerar sig skinnlaven i skogsmark på grova aspar i sena lövsuccessioner. Skinnlav är typisk art för </w:t>
+      </w:r>
+      <w:r>
+        <w:rPr>
+          <w:i/>
+        </w:rPr>
+        <w:t xml:space="preserve">9010 Taiga, 9020 Nordlig ädellövskog </w:t>
+      </w:r>
+      <w:r>
+        <w:t xml:space="preserve">och </w:t>
+      </w:r>
+      <w:r>
+        <w:rPr>
+          <w:i/>
+        </w:rPr>
+        <w:t xml:space="preserve">9070 Trädklädd betesmark </w:t>
+      </w:r>
+      <w:r>
+        <w:t>(Nitare &amp; Skogsstyrelsen, 2019; SLU Artdatabanken, 2025).</w:t>
+      </w:r>
+    </w:p>
+    <w:p>
+      <w:r>
+        <w:rPr>
+          <w:b/>
+        </w:rPr>
         <w:t>Spindelblomster (§8)</w:t>
       </w:r>
       <w:r>
@@ -486,6 +642,35 @@
       </w:r>
       <w:r>
         <w:t>(SLU Artdatabanken, 2025).</w:t>
+      </w:r>
+    </w:p>
+    <w:p>
+      <w:r>
+        <w:rPr>
+          <w:b/>
+        </w:rPr>
+        <w:t>Spillkråka (§4)</w:t>
+      </w:r>
+      <w:r>
+        <w:t xml:space="preserve"> omfattas av bilaga 1 i EU:s fågeldirektiv och är typisk art för </w:t>
+      </w:r>
+      <w:r>
+        <w:rPr>
+          <w:i/>
+        </w:rPr>
+        <w:t xml:space="preserve">9010 Taiga </w:t>
+      </w:r>
+      <w:r>
+        <w:t>och</w:t>
+      </w:r>
+      <w:r>
+        <w:rPr>
+          <w:i/>
+        </w:rPr>
+        <w:t xml:space="preserve"> 9740 Skogsbevuxen myr</w:t>
+      </w:r>
+      <w:r>
+        <w:t>. Den behöver grova träd, främst tall, asp och bok som boträd. Skogsbruk med korta omloppstider och täta, homogena ungskogar utgör det största hotet. Spillkråka är en nyckelart i skogliga miljöer vars övergivna bohål utnyttjas av flera andra hålhäckande fågelarter och fladdermöss, däribland pärluggla (EN, §4), knipa (§4), salskrake (§4) och skogsduva (§4). Hökuggla (VU, §4) och slaguggla (§4) häckar ofta i högstubbar som brutits av i höjd med ett gammalt spillkråkebo (SLU Artdatabanken, 2026; Skogsstyrelsen, 2016).</w:t>
       </w:r>
     </w:p>
     <w:p>
@@ -522,17 +707,39 @@
         <w:pStyle w:val="Heading1"/>
       </w:pPr>
       <w:r>
-        <w:t>Typiska arter och EU:s art- och habitatdirektiv</w:t>
+        <w:t>EU:s fågeldirektiv</w:t>
       </w:r>
     </w:p>
     <w:p>
       <w:r>
-        <w:t>Typiska arter används för att lokalisera områden med gynnsam bevarandestatus för de naturtyper som är listade i EU:s art- och habitatdirektiv. Ett exempel är Västlig taiga (EU-kod 9010) som saknar gynnsam bevarandestatus och minskar starkt som naturtyp i Sverige. Naturvårdsverket skriver i sin vägledning för Västlig taiga att dylika miljöer förutsätter normalt att skogarna skyddas långsiktigt, eftersom skogsbruk inte är förenligt med bevarande av naturtypen i gynnsamt tillstånd (Naturvårdsverket, 2011).</w:t>
+        <w:t xml:space="preserve">Europeiska unionens medlemsländer är skyldiga att agera i enlighet med EU:s fågeldirektiv där det uttryckligen står att direktivet gäller för fåglar samt för deras ägg, bon och </w:t>
+      </w:r>
+      <w:r>
+        <w:rPr>
+          <w:b/>
+        </w:rPr>
+        <w:t xml:space="preserve">livsmiljöer </w:t>
+      </w:r>
+      <w:r>
+        <w:t>(artikel 1). Vidare att de åtgärder som vidtas inte får leda till en försämring av den nuvarande situationen beträffande bevarandet av de fågelarter som avses i artikel 1 (artikel 13). Fågeldirektivet är styrande för tillsynsansvariga myndigheters ärendehantering, ställningstaganden och beslutsfattande.</w:t>
       </w:r>
     </w:p>
     <w:p>
-      <w:r>
-        <w:t>Följande typiska arter har sina livsmiljöer och växtplatser i den avverkningsanmälda skogen: garnlav (VU, T), ostticka (VU, T), harticka (NT, T), lunglav (NT, T), bårdlav (S, T), spindelblomster (S, T, §8), stuplav (S, T), vedticka (S, T), ekbräken (T), hultbräken (T), linnea (T), majbräken (T) och torta (T).</w:t>
+      <w:pPr>
+        <w:pStyle w:val="Heading1"/>
+      </w:pPr>
+      <w:r>
+        <w:t>Typiska arter och EU:s art- och habitatdirektiv</w:t>
+      </w:r>
+    </w:p>
+    <w:p>
+      <w:r>
+        <w:t>Typiska arter används för att lokalisera områden med gynnsam bevarandestatus för de naturtyper som är listade i EU:s art- och habitatdirektiv. Ett exempel är Västlig taiga (EU-kod 9010) som saknar gynnsam bevarandestatus och minskar starkt som naturtyp i Sverige. Naturvårdsverket skriver i sin vägledning för Västlig taiga att dylika miljöer förutsätter normalt att skogarna skyddas långsiktigt, eftersom skogsbruk inte är förenligt med bevarande av naturtypen i gynnsamt tillstånd (Naturvårdsverket, 2011).</w:t>
+      </w:r>
+    </w:p>
+    <w:p>
+      <w:r>
+        <w:t>Följande typiska arter har sina livsmiljöer och växtplatser i den avverkningsanmälda skogen: garnlav (VU, T), ostticka (VU, T), doftskinn (NT, T), gammelgransskål (NT, T), harticka (NT, T), lunglav (NT, T), rynkskinn (NT, T), skrovellav (NT, T), bårdlav (S, T), skinnlav (S, T), spindelblomster (S, T, §8), stuplav (S, T), vedticka (S, T), ekbräken (T), hultbräken (T), linnea (T), majbräken (T), spillkråka (T, §4) och torta (T).</w:t>
       </w:r>
     </w:p>
     <w:p>
@@ -599,7 +806,9 @@
         <w:pStyle w:val="Title"/>
       </w:pPr>
       <w:r>
-        <w:t>BILAGA 1 – Rödlistade arter</w:t>
+        <w:t>BILAGA 1 –</w:t>
+        <w:br/>
+        <w:t>Fridlysta och rödlistade arter</w:t>
       </w:r>
     </w:p>
     <w:p>
@@ -685,6 +894,78 @@
       </w:r>
       <w:r>
         <w:t>Skogsstyrelsen.</w:t>
+      </w:r>
+    </w:p>
+    <w:p>
+      <w:r>
+        <w:t xml:space="preserve">SLU Artdatabanken, 2026. </w:t>
+      </w:r>
+      <w:r>
+        <w:rPr>
+          <w:i/>
+        </w:rPr>
+        <w:t xml:space="preserve">Artfaktablad. Naturvård – artfakta. </w:t>
+      </w:r>
+      <w:r>
+        <w:t>SLU Artdatabanken, Uppsala.</w:t>
+      </w:r>
+    </w:p>
+    <w:p>
+      <w:pPr>
+        <w:pStyle w:val="Heading1"/>
+      </w:pPr>
+      <w:r>
+        <w:t>Spillkråka – ekologi samt krav på livsmiljön</w:t>
+      </w:r>
+    </w:p>
+    <w:p>
+      <w:r>
+        <w:t xml:space="preserve">Spillkråka (§4) ingår i bilaga 1 EU:s fågeldirektiv och är typisk art för </w:t>
+      </w:r>
+      <w:r>
+        <w:rPr>
+          <w:i/>
+        </w:rPr>
+        <w:t xml:space="preserve">9010 Taiga </w:t>
+      </w:r>
+      <w:r>
+        <w:t>och</w:t>
+      </w:r>
+      <w:r>
+        <w:rPr>
+          <w:i/>
+        </w:rPr>
+        <w:t xml:space="preserve"> 9740 Skogsbevuxen myr</w:t>
+      </w:r>
+      <w:r>
+        <w:t>. Den lever i både barr- och blandskog liksom i ren lövskog. De tätaste populationerna tenderar att finnas i äldre, variationsrik blandskog med gott om död ved och gamla träd. Varje par utnyttjar 400–1000 hektar skog beroende på skogens kvalitet. Skogsbruk med korta omloppstider och täta, homogena ungskogar utgör det största hotet (SLU Artdatabanken, 2026).</w:t>
+      </w:r>
+    </w:p>
+    <w:p>
+      <w:r>
+        <w:t>Spillkråka är en nyckelart i skogliga miljöer vars övergivna bohål utnyttjas av flera andra hålhäckande fågelarter och fladdermöss, däribland pärluggla (EN, §4), knipa (§4), salskrake (§4) och skogsduva (§4). Hökuggla (VU, §4) och slaguggla (§4) häckar ofta i högstubbar som brutits av i höjd med ett gammalt spillkråkebo (Skogsstyrelsen, 2016).</w:t>
+      </w:r>
+    </w:p>
+    <w:p>
+      <w:pPr>
+        <w:pStyle w:val="Heading2"/>
+      </w:pPr>
+      <w:r>
+        <w:t>Referenser – spillkråka</w:t>
+      </w:r>
+    </w:p>
+    <w:p>
+      <w:r>
+        <w:t xml:space="preserve">Skogsstyrelsen, 2016. </w:t>
+      </w:r>
+      <w:r>
+        <w:rPr>
+          <w:i/>
+        </w:rPr>
+        <w:t xml:space="preserve">Vägledning för hänsyn till spillkråka. </w:t>
+      </w:r>
+      <w:r>
+        <w:t>Vägledningar och kunskapsstöd artskydd – Skogsstyrelsen.</w:t>
       </w:r>
     </w:p>
     <w:p>
@@ -1077,7 +1358,7 @@
     <w:r>
       <w:tab/>
       <w:tab/>
-      <w:t>2026-09-18</w:t>
+      <w:t>2026-09-19</w:t>
       <w:br/>
       <w:br/>
     </w:r>

--- a/tillsyn/A 28716-2023 tillsynsbegäran.docx
+++ b/tillsyn/A 28716-2023 tillsynsbegäran.docx
@@ -1358,7 +1358,7 @@
     <w:r>
       <w:tab/>
       <w:tab/>
-      <w:t>2026-09-19</w:t>
+      <w:t>2026-09-21</w:t>
       <w:br/>
       <w:br/>
     </w:r>

--- a/tillsyn/A 28716-2023 tillsynsbegäran.docx
+++ b/tillsyn/A 28716-2023 tillsynsbegäran.docx
@@ -1358,7 +1358,7 @@
     <w:r>
       <w:tab/>
       <w:tab/>
-      <w:t>2026-09-21</w:t>
+      <w:t>2026-09-23</w:t>
       <w:br/>
       <w:br/>
     </w:r>

--- a/tillsyn/A 28716-2023 tillsynsbegäran.docx
+++ b/tillsyn/A 28716-2023 tillsynsbegäran.docx
@@ -1358,7 +1358,7 @@
     <w:r>
       <w:tab/>
       <w:tab/>
-      <w:t>2026-09-23</w:t>
+      <w:t>2026-09-24</w:t>
       <w:br/>
       <w:br/>
     </w:r>

--- a/tillsyn/A 28716-2023 tillsynsbegäran.docx
+++ b/tillsyn/A 28716-2023 tillsynsbegäran.docx
@@ -1358,7 +1358,7 @@
     <w:r>
       <w:tab/>
       <w:tab/>
-      <w:t>2026-09-24</w:t>
+      <w:t>2026-09-25</w:t>
       <w:br/>
       <w:br/>
     </w:r>

--- a/tillsyn/A 28716-2023 tillsynsbegäran.docx
+++ b/tillsyn/A 28716-2023 tillsynsbegäran.docx
@@ -1358,7 +1358,7 @@
     <w:r>
       <w:tab/>
       <w:tab/>
-      <w:t>2026-09-25</w:t>
+      <w:t>2026-09-26</w:t>
       <w:br/>
       <w:br/>
     </w:r>

--- a/tillsyn/A 28716-2023 tillsynsbegäran.docx
+++ b/tillsyn/A 28716-2023 tillsynsbegäran.docx
@@ -1358,7 +1358,7 @@
     <w:r>
       <w:tab/>
       <w:tab/>
-      <w:t>2026-09-26</w:t>
+      <w:t>2026-09-27</w:t>
       <w:br/>
       <w:br/>
     </w:r>

--- a/tillsyn/A 28716-2023 tillsynsbegäran.docx
+++ b/tillsyn/A 28716-2023 tillsynsbegäran.docx
@@ -1358,7 +1358,7 @@
     <w:r>
       <w:tab/>
       <w:tab/>
-      <w:t>2026-09-27</w:t>
+      <w:t>2026-09-28</w:t>
       <w:br/>
       <w:br/>
     </w:r>

--- a/tillsyn/A 28716-2023 tillsynsbegäran.docx
+++ b/tillsyn/A 28716-2023 tillsynsbegäran.docx
@@ -1358,7 +1358,7 @@
     <w:r>
       <w:tab/>
       <w:tab/>
-      <w:t>2026-09-28</w:t>
+      <w:t>2026-09-29</w:t>
       <w:br/>
       <w:br/>
     </w:r>

--- a/tillsyn/A 28716-2023 tillsynsbegäran.docx
+++ b/tillsyn/A 28716-2023 tillsynsbegäran.docx
@@ -1358,7 +1358,7 @@
     <w:r>
       <w:tab/>
       <w:tab/>
-      <w:t>2026-09-29</w:t>
+      <w:t>2026-09-30</w:t>
       <w:br/>
       <w:br/>
     </w:r>

--- a/tillsyn/A 28716-2023 tillsynsbegäran.docx
+++ b/tillsyn/A 28716-2023 tillsynsbegäran.docx
@@ -1358,7 +1358,7 @@
     <w:r>
       <w:tab/>
       <w:tab/>
-      <w:t>2026-09-30</w:t>
+      <w:t>2026-10-01</w:t>
       <w:br/>
       <w:br/>
     </w:r>

--- a/tillsyn/A 28716-2023 tillsynsbegäran.docx
+++ b/tillsyn/A 28716-2023 tillsynsbegäran.docx
@@ -1358,7 +1358,7 @@
     <w:r>
       <w:tab/>
       <w:tab/>
-      <w:t>2026-10-01</w:t>
+      <w:t>2026-10-02</w:t>
       <w:br/>
       <w:br/>
     </w:r>

--- a/tillsyn/A 28716-2023 tillsynsbegäran.docx
+++ b/tillsyn/A 28716-2023 tillsynsbegäran.docx
@@ -1358,7 +1358,7 @@
     <w:r>
       <w:tab/>
       <w:tab/>
-      <w:t>2026-10-02</w:t>
+      <w:t>2026-10-03</w:t>
       <w:br/>
       <w:br/>
     </w:r>

--- a/tillsyn/A 28716-2023 tillsynsbegäran.docx
+++ b/tillsyn/A 28716-2023 tillsynsbegäran.docx
@@ -1358,7 +1358,7 @@
     <w:r>
       <w:tab/>
       <w:tab/>
-      <w:t>2026-10-03</w:t>
+      <w:t>2026-10-04</w:t>
       <w:br/>
       <w:br/>
     </w:r>

--- a/tillsyn/A 28716-2023 tillsynsbegäran.docx
+++ b/tillsyn/A 28716-2023 tillsynsbegäran.docx
@@ -1358,7 +1358,7 @@
     <w:r>
       <w:tab/>
       <w:tab/>
-      <w:t>2026-10-04</w:t>
+      <w:t>2026-10-05</w:t>
       <w:br/>
       <w:br/>
     </w:r>

--- a/tillsyn/A 28716-2023 tillsynsbegäran.docx
+++ b/tillsyn/A 28716-2023 tillsynsbegäran.docx
@@ -1358,7 +1358,7 @@
     <w:r>
       <w:tab/>
       <w:tab/>
-      <w:t>2026-10-05</w:t>
+      <w:t>2026-10-06</w:t>
       <w:br/>
       <w:br/>
     </w:r>

--- a/tillsyn/A 28716-2023 tillsynsbegäran.docx
+++ b/tillsyn/A 28716-2023 tillsynsbegäran.docx
@@ -1358,7 +1358,7 @@
     <w:r>
       <w:tab/>
       <w:tab/>
-      <w:t>2026-10-06</w:t>
+      <w:t>2026-10-07</w:t>
       <w:br/>
       <w:br/>
     </w:r>

--- a/tillsyn/A 28716-2023 tillsynsbegäran.docx
+++ b/tillsyn/A 28716-2023 tillsynsbegäran.docx
@@ -1358,7 +1358,7 @@
     <w:r>
       <w:tab/>
       <w:tab/>
-      <w:t>2026-10-07</w:t>
+      <w:t>2026-10-08</w:t>
       <w:br/>
       <w:br/>
     </w:r>

--- a/tillsyn/A 28716-2023 tillsynsbegäran.docx
+++ b/tillsyn/A 28716-2023 tillsynsbegäran.docx
@@ -1358,7 +1358,7 @@
     <w:r>
       <w:tab/>
       <w:tab/>
-      <w:t>2026-10-08</w:t>
+      <w:t>2026-10-09</w:t>
       <w:br/>
       <w:br/>
     </w:r>

--- a/tillsyn/A 28716-2023 tillsynsbegäran.docx
+++ b/tillsyn/A 28716-2023 tillsynsbegäran.docx
@@ -1358,7 +1358,7 @@
     <w:r>
       <w:tab/>
       <w:tab/>
-      <w:t>2026-10-09</w:t>
+      <w:t>2026-10-10</w:t>
       <w:br/>
       <w:br/>
     </w:r>

--- a/tillsyn/A 28716-2023 tillsynsbegäran.docx
+++ b/tillsyn/A 28716-2023 tillsynsbegäran.docx
@@ -1358,7 +1358,7 @@
     <w:r>
       <w:tab/>
       <w:tab/>
-      <w:t>2026-10-10</w:t>
+      <w:t>2026-10-11</w:t>
       <w:br/>
       <w:br/>
     </w:r>

--- a/tillsyn/A 28716-2023 tillsynsbegäran.docx
+++ b/tillsyn/A 28716-2023 tillsynsbegäran.docx
@@ -1358,7 +1358,7 @@
     <w:r>
       <w:tab/>
       <w:tab/>
-      <w:t>2026-10-11</w:t>
+      <w:t>2026-10-12</w:t>
       <w:br/>
       <w:br/>
     </w:r>

--- a/tillsyn/A 28716-2023 tillsynsbegäran.docx
+++ b/tillsyn/A 28716-2023 tillsynsbegäran.docx
@@ -1358,7 +1358,7 @@
     <w:r>
       <w:tab/>
       <w:tab/>
-      <w:t>2026-10-12</w:t>
+      <w:t>2026-10-13</w:t>
       <w:br/>
       <w:br/>
     </w:r>

--- a/tillsyn/A 28716-2023 tillsynsbegäran.docx
+++ b/tillsyn/A 28716-2023 tillsynsbegäran.docx
@@ -1358,7 +1358,7 @@
     <w:r>
       <w:tab/>
       <w:tab/>
-      <w:t>2026-10-13</w:t>
+      <w:t>2026-10-14</w:t>
       <w:br/>
       <w:br/>
     </w:r>

--- a/tillsyn/A 28716-2023 tillsynsbegäran.docx
+++ b/tillsyn/A 28716-2023 tillsynsbegäran.docx
@@ -1358,7 +1358,7 @@
     <w:r>
       <w:tab/>
       <w:tab/>
-      <w:t>2026-10-14</w:t>
+      <w:t>2026-10-15</w:t>
       <w:br/>
       <w:br/>
     </w:r>

--- a/tillsyn/A 28716-2023 tillsynsbegäran.docx
+++ b/tillsyn/A 28716-2023 tillsynsbegäran.docx
@@ -1358,7 +1358,7 @@
     <w:r>
       <w:tab/>
       <w:tab/>
-      <w:t>2026-10-15</w:t>
+      <w:t>2026-10-16</w:t>
       <w:br/>
       <w:br/>
     </w:r>

--- a/tillsyn/A 28716-2023 tillsynsbegäran.docx
+++ b/tillsyn/A 28716-2023 tillsynsbegäran.docx
@@ -1358,7 +1358,7 @@
     <w:r>
       <w:tab/>
       <w:tab/>
-      <w:t>2026-10-16</w:t>
+      <w:t>2026-10-17</w:t>
       <w:br/>
       <w:br/>
     </w:r>

--- a/tillsyn/A 28716-2023 tillsynsbegäran.docx
+++ b/tillsyn/A 28716-2023 tillsynsbegäran.docx
@@ -1358,7 +1358,7 @@
     <w:r>
       <w:tab/>
       <w:tab/>
-      <w:t>2026-10-17</w:t>
+      <w:t>2026-10-18</w:t>
       <w:br/>
       <w:br/>
     </w:r>

--- a/tillsyn/A 28716-2023 tillsynsbegäran.docx
+++ b/tillsyn/A 28716-2023 tillsynsbegäran.docx
@@ -1358,7 +1358,7 @@
     <w:r>
       <w:tab/>
       <w:tab/>
-      <w:t>2026-10-18</w:t>
+      <w:t>2026-10-19</w:t>
       <w:br/>
       <w:br/>
     </w:r>

--- a/tillsyn/A 28716-2023 tillsynsbegäran.docx
+++ b/tillsyn/A 28716-2023 tillsynsbegäran.docx
@@ -1358,7 +1358,7 @@
     <w:r>
       <w:tab/>
       <w:tab/>
-      <w:t>2026-10-19</w:t>
+      <w:t>2026-10-20</w:t>
       <w:br/>
       <w:br/>
     </w:r>

--- a/tillsyn/A 28716-2023 tillsynsbegäran.docx
+++ b/tillsyn/A 28716-2023 tillsynsbegäran.docx
@@ -1358,7 +1358,7 @@
     <w:r>
       <w:tab/>
       <w:tab/>
-      <w:t>2026-10-20</w:t>
+      <w:t>2026-10-21</w:t>
       <w:br/>
       <w:br/>
     </w:r>

--- a/tillsyn/A 28716-2023 tillsynsbegäran.docx
+++ b/tillsyn/A 28716-2023 tillsynsbegäran.docx
@@ -1358,7 +1358,7 @@
     <w:r>
       <w:tab/>
       <w:tab/>
-      <w:t>2026-10-21</w:t>
+      <w:t>2026-10-22</w:t>
       <w:br/>
       <w:br/>
     </w:r>

--- a/tillsyn/A 28716-2023 tillsynsbegäran.docx
+++ b/tillsyn/A 28716-2023 tillsynsbegäran.docx
@@ -1358,7 +1358,7 @@
     <w:r>
       <w:tab/>
       <w:tab/>
-      <w:t>2026-10-22</w:t>
+      <w:t>2026-10-23</w:t>
       <w:br/>
       <w:br/>
     </w:r>

--- a/tillsyn/A 28716-2023 tillsynsbegäran.docx
+++ b/tillsyn/A 28716-2023 tillsynsbegäran.docx
@@ -1358,7 +1358,7 @@
     <w:r>
       <w:tab/>
       <w:tab/>
-      <w:t>2026-10-23</w:t>
+      <w:t>2026-10-24</w:t>
       <w:br/>
       <w:br/>
     </w:r>

--- a/tillsyn/A 28716-2023 tillsynsbegäran.docx
+++ b/tillsyn/A 28716-2023 tillsynsbegäran.docx
@@ -1358,7 +1358,7 @@
     <w:r>
       <w:tab/>
       <w:tab/>
-      <w:t>2026-10-24</w:t>
+      <w:t>2026-10-25</w:t>
       <w:br/>
       <w:br/>
     </w:r>

--- a/tillsyn/A 28716-2023 tillsynsbegäran.docx
+++ b/tillsyn/A 28716-2023 tillsynsbegäran.docx
@@ -1358,7 +1358,7 @@
     <w:r>
       <w:tab/>
       <w:tab/>
-      <w:t>2026-10-25</w:t>
+      <w:t>2026-10-26</w:t>
       <w:br/>
       <w:br/>
     </w:r>

--- a/tillsyn/A 28716-2023 tillsynsbegäran.docx
+++ b/tillsyn/A 28716-2023 tillsynsbegäran.docx
@@ -1358,7 +1358,7 @@
     <w:r>
       <w:tab/>
       <w:tab/>
-      <w:t>2026-10-26</w:t>
+      <w:t>2026-10-27</w:t>
       <w:br/>
       <w:br/>
     </w:r>

--- a/tillsyn/A 28716-2023 tillsynsbegäran.docx
+++ b/tillsyn/A 28716-2023 tillsynsbegäran.docx
@@ -1358,7 +1358,7 @@
     <w:r>
       <w:tab/>
       <w:tab/>
-      <w:t>2026-10-27</w:t>
+      <w:t>2026-10-28</w:t>
       <w:br/>
       <w:br/>
     </w:r>

--- a/tillsyn/A 28716-2023 tillsynsbegäran.docx
+++ b/tillsyn/A 28716-2023 tillsynsbegäran.docx
@@ -1358,7 +1358,7 @@
     <w:r>
       <w:tab/>
       <w:tab/>
-      <w:t>2026-10-28</w:t>
+      <w:t>2026-10-29</w:t>
       <w:br/>
       <w:br/>
     </w:r>

--- a/tillsyn/A 28716-2023 tillsynsbegäran.docx
+++ b/tillsyn/A 28716-2023 tillsynsbegäran.docx
@@ -1358,7 +1358,7 @@
     <w:r>
       <w:tab/>
       <w:tab/>
-      <w:t>2026-10-29</w:t>
+      <w:t>2026-10-31</w:t>
       <w:br/>
       <w:br/>
     </w:r>
